--- a/public/templates/documentos/peticao-comum-template.docx
+++ b/public/templates/documentos/peticao-comum-template.docx
@@ -18,7 +18,7 @@
           <w:bCs/>
           <w:color w:val="1B2A4E"/>
         </w:rPr>
-        <w:t>EXMO. SR. JUIZ DE DIREITO DA {{VARA}} VARA CÍVEL DA COMARCA DE {{COMARCA}}/{{UF}}</w:t>
+        <w:t>EXMO. SR. JUIZ DE DIREITO DA ___ VARA CÍVEL DA COMARCA DE BELO HORIZONTE/MG</w:t>
       </w:r>
       <w:r>
         <w:rPr>
@@ -55,7 +55,7 @@
           <w:sz w:val="24"/>
           <w:szCs w:val="24"/>
         </w:rPr>
-        <w:t>{{URGENTE}}</w:t>
+        <w:t>URGENTE</w:t>
       </w:r>
     </w:p>
     <w:p>
@@ -76,27 +76,27 @@
           <w:bCs/>
           <w:color w:val="1F2937"/>
         </w:rPr>
-        <w:t>{{NOME_CLIENTE}}</w:t>
-      </w:r>
-      <w:r>
-        <w:rPr>
-          <w:color w:val="1F2937"/>
-        </w:rPr>
-        <w:t xml:space="preserve">, inscrita no CNPJ/MF sob o nº {{CPF_CNPJ}}, com endereço à {{ENDERECO}}</w:t>
+        <w:t>MARIA SILVA LTDA.</w:t>
+      </w:r>
+      <w:r>
+        <w:rPr>
+          <w:color w:val="1F2937"/>
+        </w:rPr>
+        <w:t xml:space="preserve">, inscrita no CNPJ/MF sob o nº 21256963/0001-66, com endereço à rua pio x, 23 - </w:t>
       </w:r>
       <w:proofErr w:type="spellStart"/>
       <w:r>
         <w:rPr>
           <w:color w:val="1F2937"/>
         </w:rPr>
-        <w:t/>
+        <w:t>nh</w:t>
       </w:r>
       <w:proofErr w:type="spellEnd"/>
       <w:r>
         <w:rPr>
           <w:color w:val="1F2937"/>
         </w:rPr>
-        <w:t xml:space="preserve">, neste ato representada por {{REPRESENTANTE_LEGAL}}, em face de {{PARTE_CONTRARIA}}, por seus advogados signatários, conforme instrumento de mandato anexo, com escritório à Rua Gonçalves Dias, nº 874, 8º andar, Savassi, Belo Horizonte/MG, vem respeitosamente à presença de Vossa Excelência propor a presente </w:t>
+        <w:t xml:space="preserve">, neste ato representada por maria das couves, em face de zé cebola, por seus advogados signatários, conforme instrumento de mandato anexo, com escritório à Rua Gonçalves Dias, nº 874, 8º andar, Savassi, Belo Horizonte/MG, vem respeitosamente à presença de Vossa Excelência propor a presente </w:t>
       </w:r>
       <w:r>
         <w:rPr>
@@ -104,7 +104,7 @@
           <w:bCs/>
           <w:color w:val="1F2937"/>
         </w:rPr>
-        <w:t>{{TIPO_PETICAO}}</w:t>
+        <w:t>AÇÃO DE COBRANÇA COM PEDIDO DE TUTELA</w:t>
       </w:r>
       <w:r>
         <w:rPr>
@@ -135,7 +135,7 @@
           <w:bCs/>
           <w:color w:val="1B2A4E"/>
         </w:rPr>
-        <w:t>{{GRATUIDADE_JUSTICA}}</w:t>
+        <w:t>DA GRATUIDADE DA JUSTIÇA</w:t>
       </w:r>
     </w:p>
     <w:p>
@@ -156,7 +156,7 @@
         <w:rPr>
           <w:color w:val="1F2937"/>
         </w:rPr>
-        <w:t>{{PARAGRAFO_GRATUIDADE_JUSTICA}}</w:t>
+        <w:t>O autor declara, sob as penas da lei, não possuir condições de arcar com as custas processuais e honorários advocatícios sem prejuízo próprio ou de sua família, razão pela qual requer o benefício da justiça gratuita, nos termos do art. 98 do CPC, conforme declaração anexa.</w:t>
       </w:r>
     </w:p>
     <w:p>
@@ -203,7 +203,7 @@
         <w:rPr>
           <w:color w:val="1F2937"/>
         </w:rPr>
-        <w:t>{{FATOS}}</w:t>
+        <w:t>xxxxxxxxx</w:t>
       </w:r>
       <w:proofErr w:type="spellEnd"/>
     </w:p>
@@ -252,7 +252,7 @@
         <w:rPr>
           <w:color w:val="1F2937"/>
         </w:rPr>
-        <w:t>{{DIREITO}}</w:t>
+        <w:t>yyyyyyyyyy</w:t>
       </w:r>
       <w:proofErr w:type="spellEnd"/>
     </w:p>
@@ -320,7 +320,7 @@
         <w:rPr>
           <w:color w:val="1F2937"/>
         </w:rPr>
-        <w:t>{{PEDIDOS}}</w:t>
+        <w:t>kkkkkkkkkk</w:t>
       </w:r>
       <w:proofErr w:type="spellEnd"/>
     </w:p>
@@ -343,7 +343,7 @@
         <w:rPr>
           <w:color w:val="1F2937"/>
         </w:rPr>
-        <w:t>Protesta provar o alegado por todos os meios de prova em direito admitidos, especialmente prova documental e testemual.</w:t>
+        <w:t>Protesta provar o alegado por todos os meios de prova em direito admitidos, especialmente prova documental e testemunhal.</w:t>
       </w:r>
     </w:p>
     <w:p>
@@ -368,13 +368,13 @@
         <w:rPr>
           <w:color w:val="1F2937"/>
         </w:rPr>
-        <w:t>Dá-se à causa o valor de R$ {{VALOR_CAUSA}}</w:t>
-      </w:r>
-      <w:r>
-        <w:rPr>
-          <w:color w:val="1F2937"/>
-        </w:rPr>
-        <w:t xml:space="preserve"> (...)</w:t>
+        <w:t>Dá-se à causa o valor de R$ 1.000,00</w:t>
+      </w:r>
+      <w:r>
+        <w:rPr>
+          <w:color w:val="1F2937"/>
+        </w:rPr>
+        <w:t xml:space="preserve"> (mil reais)</w:t>
       </w:r>
       <w:r>
         <w:rPr>
@@ -435,7 +435,7 @@
         <w:rPr>
           <w:color w:val="1F2937"/>
         </w:rPr>
-        <w:t>{{LOCAL_DATA}}</w:t>
+        <w:t>Belo Horizonte, 19 de maio de 2026.</w:t>
       </w:r>
     </w:p>
     <w:p>
@@ -781,163 +781,163 @@
     </w:rPrDefault>
     <w:pPrDefault/>
   </w:docDefaults>
-  <w:latentStyles w:defLockedState="0" w:defUIPriority="99" w:defSemiHidden="0" w:defUideWhenUsed="0" w:defQFormat="0" w:count="376">
+  <w:latentStyles w:defLockedState="0" w:defUIPriority="99" w:defSemiHidden="0" w:defUnhideWhenUsed="0" w:defQFormat="0" w:count="376">
     <w:lsdException w:name="Normal" w:uiPriority="0" w:qFormat="1"/>
     <w:lsdException w:name="heading 1" w:uiPriority="9" w:qFormat="1"/>
-    <w:lsdException w:name="heading 2" w:semiHidden="1" w:uiPriority="9" w:uideWhenUsed="1" w:qFormat="1"/>
-    <w:lsdException w:name="heading 3" w:semiHidden="1" w:uiPriority="9" w:uideWhenUsed="1" w:qFormat="1"/>
-    <w:lsdException w:name="heading 4" w:semiHidden="1" w:uiPriority="9" w:uideWhenUsed="1" w:qFormat="1"/>
-    <w:lsdException w:name="heading 5" w:semiHidden="1" w:uiPriority="9" w:uideWhenUsed="1" w:qFormat="1"/>
-    <w:lsdException w:name="heading 6" w:semiHidden="1" w:uiPriority="9" w:uideWhenUsed="1" w:qFormat="1"/>
-    <w:lsdException w:name="heading 7" w:semiHidden="1" w:uiPriority="9" w:uideWhenUsed="1" w:qFormat="1"/>
-    <w:lsdException w:name="heading 8" w:semiHidden="1" w:uiPriority="9" w:uideWhenUsed="1" w:qFormat="1"/>
-    <w:lsdException w:name="heading 9" w:semiHidden="1" w:uiPriority="9" w:uideWhenUsed="1" w:qFormat="1"/>
-    <w:lsdException w:name="index 1" w:semiHidden="1" w:uideWhenUsed="1"/>
-    <w:lsdException w:name="index 2" w:semiHidden="1" w:uideWhenUsed="1"/>
-    <w:lsdException w:name="index 3" w:semiHidden="1" w:uideWhenUsed="1"/>
-    <w:lsdException w:name="index 4" w:semiHidden="1" w:uideWhenUsed="1"/>
-    <w:lsdException w:name="index 5" w:semiHidden="1" w:uideWhenUsed="1"/>
-    <w:lsdException w:name="index 6" w:semiHidden="1" w:uideWhenUsed="1"/>
-    <w:lsdException w:name="index 7" w:semiHidden="1" w:uideWhenUsed="1"/>
-    <w:lsdException w:name="index 8" w:semiHidden="1" w:uideWhenUsed="1"/>
-    <w:lsdException w:name="index 9" w:semiHidden="1" w:uideWhenUsed="1"/>
-    <w:lsdException w:name="toc 1" w:semiHidden="1" w:uiPriority="39" w:uideWhenUsed="1"/>
-    <w:lsdException w:name="toc 2" w:semiHidden="1" w:uiPriority="39" w:uideWhenUsed="1"/>
-    <w:lsdException w:name="toc 3" w:semiHidden="1" w:uiPriority="39" w:uideWhenUsed="1"/>
-    <w:lsdException w:name="toc 4" w:semiHidden="1" w:uiPriority="39" w:uideWhenUsed="1"/>
-    <w:lsdException w:name="toc 5" w:semiHidden="1" w:uiPriority="39" w:uideWhenUsed="1"/>
-    <w:lsdException w:name="toc 6" w:semiHidden="1" w:uiPriority="39" w:uideWhenUsed="1"/>
-    <w:lsdException w:name="toc 7" w:semiHidden="1" w:uiPriority="39" w:uideWhenUsed="1"/>
-    <w:lsdException w:name="toc 8" w:semiHidden="1" w:uiPriority="39" w:uideWhenUsed="1"/>
-    <w:lsdException w:name="toc 9" w:semiHidden="1" w:uiPriority="39" w:uideWhenUsed="1"/>
-    <w:lsdException w:name="Normal Indent" w:semiHidden="1" w:uideWhenUsed="1"/>
-    <w:lsdException w:name="footnote text" w:semiHidden="1" w:uideWhenUsed="1"/>
-    <w:lsdException w:name="annotation text" w:semiHidden="1" w:uideWhenUsed="1"/>
-    <w:lsdException w:name="header" w:semiHidden="1" w:uideWhenUsed="1"/>
-    <w:lsdException w:name="footer" w:semiHidden="1" w:uideWhenUsed="1"/>
-    <w:lsdException w:name="index heading" w:semiHidden="1" w:uideWhenUsed="1"/>
-    <w:lsdException w:name="caption" w:semiHidden="1" w:uiPriority="35" w:uideWhenUsed="1" w:qFormat="1"/>
-    <w:lsdException w:name="table of figures" w:semiHidden="1" w:uideWhenUsed="1"/>
-    <w:lsdException w:name="envelope address" w:semiHidden="1" w:uideWhenUsed="1"/>
-    <w:lsdException w:name="envelope return" w:semiHidden="1" w:uideWhenUsed="1"/>
-    <w:lsdException w:name="footnote reference" w:semiHidden="1" w:uideWhenUsed="1"/>
-    <w:lsdException w:name="annotation reference" w:semiHidden="1" w:uideWhenUsed="1"/>
-    <w:lsdException w:name="line number" w:semiHidden="1" w:uideWhenUsed="1"/>
-    <w:lsdException w:name="page number" w:semiHidden="1" w:uideWhenUsed="1"/>
-    <w:lsdException w:name="endnote reference" w:semiHidden="1" w:uideWhenUsed="1"/>
-    <w:lsdException w:name="endnote text" w:semiHidden="1" w:uideWhenUsed="1"/>
-    <w:lsdException w:name="table of authorities" w:semiHidden="1" w:uideWhenUsed="1"/>
-    <w:lsdException w:name="macro" w:semiHidden="1" w:uideWhenUsed="1"/>
-    <w:lsdException w:name="toa heading" w:semiHidden="1" w:uideWhenUsed="1"/>
-    <w:lsdException w:name="List" w:semiHidden="1" w:uideWhenUsed="1"/>
-    <w:lsdException w:name="List Bullet" w:semiHidden="1" w:uideWhenUsed="1"/>
-    <w:lsdException w:name="List Number" w:semiHidden="1" w:uideWhenUsed="1"/>
-    <w:lsdException w:name="List 2" w:semiHidden="1" w:uideWhenUsed="1"/>
-    <w:lsdException w:name="List 3" w:semiHidden="1" w:uideWhenUsed="1"/>
-    <w:lsdException w:name="List 4" w:semiHidden="1" w:uideWhenUsed="1"/>
-    <w:lsdException w:name="List 5" w:semiHidden="1" w:uideWhenUsed="1"/>
-    <w:lsdException w:name="List Bullet 2" w:semiHidden="1" w:uideWhenUsed="1"/>
-    <w:lsdException w:name="List Bullet 3" w:semiHidden="1" w:uideWhenUsed="1"/>
-    <w:lsdException w:name="List Bullet 4" w:semiHidden="1" w:uideWhenUsed="1"/>
-    <w:lsdException w:name="List Bullet 5" w:semiHidden="1" w:uideWhenUsed="1"/>
-    <w:lsdException w:name="List Number 2" w:semiHidden="1" w:uideWhenUsed="1"/>
-    <w:lsdException w:name="List Number 3" w:semiHidden="1" w:uideWhenUsed="1"/>
-    <w:lsdException w:name="List Number 4" w:semiHidden="1" w:uideWhenUsed="1"/>
-    <w:lsdException w:name="List Number 5" w:semiHidden="1" w:uideWhenUsed="1"/>
+    <w:lsdException w:name="heading 2" w:semiHidden="1" w:uiPriority="9" w:unhideWhenUsed="1" w:qFormat="1"/>
+    <w:lsdException w:name="heading 3" w:semiHidden="1" w:uiPriority="9" w:unhideWhenUsed="1" w:qFormat="1"/>
+    <w:lsdException w:name="heading 4" w:semiHidden="1" w:uiPriority="9" w:unhideWhenUsed="1" w:qFormat="1"/>
+    <w:lsdException w:name="heading 5" w:semiHidden="1" w:uiPriority="9" w:unhideWhenUsed="1" w:qFormat="1"/>
+    <w:lsdException w:name="heading 6" w:semiHidden="1" w:uiPriority="9" w:unhideWhenUsed="1" w:qFormat="1"/>
+    <w:lsdException w:name="heading 7" w:semiHidden="1" w:uiPriority="9" w:unhideWhenUsed="1" w:qFormat="1"/>
+    <w:lsdException w:name="heading 8" w:semiHidden="1" w:uiPriority="9" w:unhideWhenUsed="1" w:qFormat="1"/>
+    <w:lsdException w:name="heading 9" w:semiHidden="1" w:uiPriority="9" w:unhideWhenUsed="1" w:qFormat="1"/>
+    <w:lsdException w:name="index 1" w:semiHidden="1" w:unhideWhenUsed="1"/>
+    <w:lsdException w:name="index 2" w:semiHidden="1" w:unhideWhenUsed="1"/>
+    <w:lsdException w:name="index 3" w:semiHidden="1" w:unhideWhenUsed="1"/>
+    <w:lsdException w:name="index 4" w:semiHidden="1" w:unhideWhenUsed="1"/>
+    <w:lsdException w:name="index 5" w:semiHidden="1" w:unhideWhenUsed="1"/>
+    <w:lsdException w:name="index 6" w:semiHidden="1" w:unhideWhenUsed="1"/>
+    <w:lsdException w:name="index 7" w:semiHidden="1" w:unhideWhenUsed="1"/>
+    <w:lsdException w:name="index 8" w:semiHidden="1" w:unhideWhenUsed="1"/>
+    <w:lsdException w:name="index 9" w:semiHidden="1" w:unhideWhenUsed="1"/>
+    <w:lsdException w:name="toc 1" w:semiHidden="1" w:uiPriority="39" w:unhideWhenUsed="1"/>
+    <w:lsdException w:name="toc 2" w:semiHidden="1" w:uiPriority="39" w:unhideWhenUsed="1"/>
+    <w:lsdException w:name="toc 3" w:semiHidden="1" w:uiPriority="39" w:unhideWhenUsed="1"/>
+    <w:lsdException w:name="toc 4" w:semiHidden="1" w:uiPriority="39" w:unhideWhenUsed="1"/>
+    <w:lsdException w:name="toc 5" w:semiHidden="1" w:uiPriority="39" w:unhideWhenUsed="1"/>
+    <w:lsdException w:name="toc 6" w:semiHidden="1" w:uiPriority="39" w:unhideWhenUsed="1"/>
+    <w:lsdException w:name="toc 7" w:semiHidden="1" w:uiPriority="39" w:unhideWhenUsed="1"/>
+    <w:lsdException w:name="toc 8" w:semiHidden="1" w:uiPriority="39" w:unhideWhenUsed="1"/>
+    <w:lsdException w:name="toc 9" w:semiHidden="1" w:uiPriority="39" w:unhideWhenUsed="1"/>
+    <w:lsdException w:name="Normal Indent" w:semiHidden="1" w:unhideWhenUsed="1"/>
+    <w:lsdException w:name="footnote text" w:semiHidden="1" w:unhideWhenUsed="1"/>
+    <w:lsdException w:name="annotation text" w:semiHidden="1" w:unhideWhenUsed="1"/>
+    <w:lsdException w:name="header" w:semiHidden="1" w:unhideWhenUsed="1"/>
+    <w:lsdException w:name="footer" w:semiHidden="1" w:unhideWhenUsed="1"/>
+    <w:lsdException w:name="index heading" w:semiHidden="1" w:unhideWhenUsed="1"/>
+    <w:lsdException w:name="caption" w:semiHidden="1" w:uiPriority="35" w:unhideWhenUsed="1" w:qFormat="1"/>
+    <w:lsdException w:name="table of figures" w:semiHidden="1" w:unhideWhenUsed="1"/>
+    <w:lsdException w:name="envelope address" w:semiHidden="1" w:unhideWhenUsed="1"/>
+    <w:lsdException w:name="envelope return" w:semiHidden="1" w:unhideWhenUsed="1"/>
+    <w:lsdException w:name="footnote reference" w:semiHidden="1" w:unhideWhenUsed="1"/>
+    <w:lsdException w:name="annotation reference" w:semiHidden="1" w:unhideWhenUsed="1"/>
+    <w:lsdException w:name="line number" w:semiHidden="1" w:unhideWhenUsed="1"/>
+    <w:lsdException w:name="page number" w:semiHidden="1" w:unhideWhenUsed="1"/>
+    <w:lsdException w:name="endnote reference" w:semiHidden="1" w:unhideWhenUsed="1"/>
+    <w:lsdException w:name="endnote text" w:semiHidden="1" w:unhideWhenUsed="1"/>
+    <w:lsdException w:name="table of authorities" w:semiHidden="1" w:unhideWhenUsed="1"/>
+    <w:lsdException w:name="macro" w:semiHidden="1" w:unhideWhenUsed="1"/>
+    <w:lsdException w:name="toa heading" w:semiHidden="1" w:unhideWhenUsed="1"/>
+    <w:lsdException w:name="List" w:semiHidden="1" w:unhideWhenUsed="1"/>
+    <w:lsdException w:name="List Bullet" w:semiHidden="1" w:unhideWhenUsed="1"/>
+    <w:lsdException w:name="List Number" w:semiHidden="1" w:unhideWhenUsed="1"/>
+    <w:lsdException w:name="List 2" w:semiHidden="1" w:unhideWhenUsed="1"/>
+    <w:lsdException w:name="List 3" w:semiHidden="1" w:unhideWhenUsed="1"/>
+    <w:lsdException w:name="List 4" w:semiHidden="1" w:unhideWhenUsed="1"/>
+    <w:lsdException w:name="List 5" w:semiHidden="1" w:unhideWhenUsed="1"/>
+    <w:lsdException w:name="List Bullet 2" w:semiHidden="1" w:unhideWhenUsed="1"/>
+    <w:lsdException w:name="List Bullet 3" w:semiHidden="1" w:unhideWhenUsed="1"/>
+    <w:lsdException w:name="List Bullet 4" w:semiHidden="1" w:unhideWhenUsed="1"/>
+    <w:lsdException w:name="List Bullet 5" w:semiHidden="1" w:unhideWhenUsed="1"/>
+    <w:lsdException w:name="List Number 2" w:semiHidden="1" w:unhideWhenUsed="1"/>
+    <w:lsdException w:name="List Number 3" w:semiHidden="1" w:unhideWhenUsed="1"/>
+    <w:lsdException w:name="List Number 4" w:semiHidden="1" w:unhideWhenUsed="1"/>
+    <w:lsdException w:name="List Number 5" w:semiHidden="1" w:unhideWhenUsed="1"/>
     <w:lsdException w:name="Title" w:uiPriority="10" w:qFormat="1"/>
-    <w:lsdException w:name="Closing" w:semiHidden="1" w:uideWhenUsed="1"/>
-    <w:lsdException w:name="Signature" w:semiHidden="1" w:uideWhenUsed="1"/>
-    <w:lsdException w:name="Default Paragraph Font" w:semiHidden="1" w:uiPriority="1" w:uideWhenUsed="1"/>
-    <w:lsdException w:name="Body Text" w:semiHidden="1" w:uideWhenUsed="1"/>
-    <w:lsdException w:name="Body Text Indent" w:semiHidden="1" w:uideWhenUsed="1"/>
-    <w:lsdException w:name="List Continue" w:semiHidden="1" w:uideWhenUsed="1"/>
-    <w:lsdException w:name="List Continue 2" w:semiHidden="1" w:uideWhenUsed="1"/>
-    <w:lsdException w:name="List Continue 3" w:semiHidden="1" w:uideWhenUsed="1"/>
-    <w:lsdException w:name="List Continue 4" w:semiHidden="1" w:uideWhenUsed="1"/>
-    <w:lsdException w:name="List Continue 5" w:semiHidden="1" w:uideWhenUsed="1"/>
-    <w:lsdException w:name="Message Header" w:semiHidden="1" w:uideWhenUsed="1"/>
+    <w:lsdException w:name="Closing" w:semiHidden="1" w:unhideWhenUsed="1"/>
+    <w:lsdException w:name="Signature" w:semiHidden="1" w:unhideWhenUsed="1"/>
+    <w:lsdException w:name="Default Paragraph Font" w:semiHidden="1" w:uiPriority="1" w:unhideWhenUsed="1"/>
+    <w:lsdException w:name="Body Text" w:semiHidden="1" w:unhideWhenUsed="1"/>
+    <w:lsdException w:name="Body Text Indent" w:semiHidden="1" w:unhideWhenUsed="1"/>
+    <w:lsdException w:name="List Continue" w:semiHidden="1" w:unhideWhenUsed="1"/>
+    <w:lsdException w:name="List Continue 2" w:semiHidden="1" w:unhideWhenUsed="1"/>
+    <w:lsdException w:name="List Continue 3" w:semiHidden="1" w:unhideWhenUsed="1"/>
+    <w:lsdException w:name="List Continue 4" w:semiHidden="1" w:unhideWhenUsed="1"/>
+    <w:lsdException w:name="List Continue 5" w:semiHidden="1" w:unhideWhenUsed="1"/>
+    <w:lsdException w:name="Message Header" w:semiHidden="1" w:unhideWhenUsed="1"/>
     <w:lsdException w:name="Subtitle" w:uiPriority="11" w:qFormat="1"/>
-    <w:lsdException w:name="Salutation" w:semiHidden="1" w:uideWhenUsed="1"/>
-    <w:lsdException w:name="Date" w:semiHidden="1" w:uideWhenUsed="1"/>
-    <w:lsdException w:name="Body Text First Indent" w:semiHidden="1" w:uideWhenUsed="1"/>
-    <w:lsdException w:name="Body Text First Indent 2" w:semiHidden="1" w:uideWhenUsed="1"/>
-    <w:lsdException w:name="Note Heading" w:semiHidden="1" w:uideWhenUsed="1"/>
-    <w:lsdException w:name="Body Text 2" w:semiHidden="1" w:uideWhenUsed="1"/>
-    <w:lsdException w:name="Body Text 3" w:semiHidden="1" w:uideWhenUsed="1"/>
-    <w:lsdException w:name="Body Text Indent 2" w:semiHidden="1" w:uideWhenUsed="1"/>
-    <w:lsdException w:name="Body Text Indent 3" w:semiHidden="1" w:uideWhenUsed="1"/>
-    <w:lsdException w:name="Block Text" w:semiHidden="1" w:uideWhenUsed="1"/>
-    <w:lsdException w:name="Hyperlink" w:semiHidden="1" w:uideWhenUsed="1"/>
-    <w:lsdException w:name="FollowedHyperlink" w:semiHidden="1" w:uideWhenUsed="1"/>
+    <w:lsdException w:name="Salutation" w:semiHidden="1" w:unhideWhenUsed="1"/>
+    <w:lsdException w:name="Date" w:semiHidden="1" w:unhideWhenUsed="1"/>
+    <w:lsdException w:name="Body Text First Indent" w:semiHidden="1" w:unhideWhenUsed="1"/>
+    <w:lsdException w:name="Body Text First Indent 2" w:semiHidden="1" w:unhideWhenUsed="1"/>
+    <w:lsdException w:name="Note Heading" w:semiHidden="1" w:unhideWhenUsed="1"/>
+    <w:lsdException w:name="Body Text 2" w:semiHidden="1" w:unhideWhenUsed="1"/>
+    <w:lsdException w:name="Body Text 3" w:semiHidden="1" w:unhideWhenUsed="1"/>
+    <w:lsdException w:name="Body Text Indent 2" w:semiHidden="1" w:unhideWhenUsed="1"/>
+    <w:lsdException w:name="Body Text Indent 3" w:semiHidden="1" w:unhideWhenUsed="1"/>
+    <w:lsdException w:name="Block Text" w:semiHidden="1" w:unhideWhenUsed="1"/>
+    <w:lsdException w:name="Hyperlink" w:semiHidden="1" w:unhideWhenUsed="1"/>
+    <w:lsdException w:name="FollowedHyperlink" w:semiHidden="1" w:unhideWhenUsed="1"/>
     <w:lsdException w:name="Strong" w:uiPriority="22" w:qFormat="1"/>
     <w:lsdException w:name="Emphasis" w:uiPriority="20" w:qFormat="1"/>
-    <w:lsdException w:name="Document Map" w:semiHidden="1" w:uideWhenUsed="1"/>
-    <w:lsdException w:name="Plain Text" w:semiHidden="1" w:uideWhenUsed="1"/>
-    <w:lsdException w:name="E-mail Signature" w:semiHidden="1" w:uideWhenUsed="1"/>
-    <w:lsdException w:name="HTML Top of Form" w:semiHidden="1" w:uideWhenUsed="1"/>
-    <w:lsdException w:name="HTML Bottom of Form" w:semiHidden="1" w:uideWhenUsed="1"/>
-    <w:lsdException w:name="Normal (Web)" w:semiHidden="1" w:uideWhenUsed="1"/>
-    <w:lsdException w:name="HTML Acronym" w:semiHidden="1" w:uideWhenUsed="1"/>
-    <w:lsdException w:name="HTML Address" w:semiHidden="1" w:uideWhenUsed="1"/>
-    <w:lsdException w:name="HTML Cite" w:semiHidden="1" w:uideWhenUsed="1"/>
-    <w:lsdException w:name="HTML Code" w:semiHidden="1" w:uideWhenUsed="1"/>
-    <w:lsdException w:name="HTML Definition" w:semiHidden="1" w:uideWhenUsed="1"/>
-    <w:lsdException w:name="HTML Keyboard" w:semiHidden="1" w:uideWhenUsed="1"/>
-    <w:lsdException w:name="HTML Preformatted" w:semiHidden="1" w:uideWhenUsed="1"/>
-    <w:lsdException w:name="HTML Sample" w:semiHidden="1" w:uideWhenUsed="1"/>
-    <w:lsdException w:name="HTML Typewriter" w:semiHidden="1" w:uideWhenUsed="1"/>
-    <w:lsdException w:name="HTML Variable" w:semiHidden="1" w:uideWhenUsed="1"/>
-    <w:lsdException w:name="Normal Table" w:semiHidden="1" w:uideWhenUsed="1"/>
-    <w:lsdException w:name="annotation subject" w:semiHidden="1" w:uideWhenUsed="1"/>
-    <w:lsdException w:name="No List" w:semiHidden="1" w:uideWhenUsed="1"/>
-    <w:lsdException w:name="Outline List 1" w:semiHidden="1" w:uideWhenUsed="1"/>
-    <w:lsdException w:name="Outline List 2" w:semiHidden="1" w:uideWhenUsed="1"/>
-    <w:lsdException w:name="Outline List 3" w:semiHidden="1" w:uideWhenUsed="1"/>
-    <w:lsdException w:name="Table Simple 1" w:semiHidden="1" w:uideWhenUsed="1"/>
-    <w:lsdException w:name="Table Simple 2" w:semiHidden="1" w:uideWhenUsed="1"/>
-    <w:lsdException w:name="Table Simple 3" w:semiHidden="1" w:uideWhenUsed="1"/>
-    <w:lsdException w:name="Table Classic 1" w:semiHidden="1" w:uideWhenUsed="1"/>
-    <w:lsdException w:name="Table Classic 2" w:semiHidden="1" w:uideWhenUsed="1"/>
-    <w:lsdException w:name="Table Classic 3" w:semiHidden="1" w:uideWhenUsed="1"/>
-    <w:lsdException w:name="Table Classic 4" w:semiHidden="1" w:uideWhenUsed="1"/>
-    <w:lsdException w:name="Table Colorful 1" w:semiHidden="1" w:uideWhenUsed="1"/>
-    <w:lsdException w:name="Table Colorful 2" w:semiHidden="1" w:uideWhenUsed="1"/>
-    <w:lsdException w:name="Table Colorful 3" w:semiHidden="1" w:uideWhenUsed="1"/>
-    <w:lsdException w:name="Table Columns 1" w:semiHidden="1" w:uideWhenUsed="1"/>
-    <w:lsdException w:name="Table Columns 2" w:semiHidden="1" w:uideWhenUsed="1"/>
-    <w:lsdException w:name="Table Columns 3" w:semiHidden="1" w:uideWhenUsed="1"/>
-    <w:lsdException w:name="Table Columns 4" w:semiHidden="1" w:uideWhenUsed="1"/>
-    <w:lsdException w:name="Table Columns 5" w:semiHidden="1" w:uideWhenUsed="1"/>
-    <w:lsdException w:name="Table Grid 1" w:semiHidden="1" w:uideWhenUsed="1"/>
-    <w:lsdException w:name="Table Grid 2" w:semiHidden="1" w:uideWhenUsed="1"/>
-    <w:lsdException w:name="Table Grid 3" w:semiHidden="1" w:uideWhenUsed="1"/>
-    <w:lsdException w:name="Table Grid 4" w:semiHidden="1" w:uideWhenUsed="1"/>
-    <w:lsdException w:name="Table Grid 5" w:semiHidden="1" w:uideWhenUsed="1"/>
-    <w:lsdException w:name="Table Grid 6" w:semiHidden="1" w:uideWhenUsed="1"/>
-    <w:lsdException w:name="Table Grid 7" w:semiHidden="1" w:uideWhenUsed="1"/>
-    <w:lsdException w:name="Table Grid 8" w:semiHidden="1" w:uideWhenUsed="1"/>
-    <w:lsdException w:name="Table List 1" w:semiHidden="1" w:uideWhenUsed="1"/>
-    <w:lsdException w:name="Table List 2" w:semiHidden="1" w:uideWhenUsed="1"/>
-    <w:lsdException w:name="Table List 3" w:semiHidden="1" w:uideWhenUsed="1"/>
-    <w:lsdException w:name="Table List 4" w:semiHidden="1" w:uideWhenUsed="1"/>
-    <w:lsdException w:name="Table List 5" w:semiHidden="1" w:uideWhenUsed="1"/>
-    <w:lsdException w:name="Table List 6" w:semiHidden="1" w:uideWhenUsed="1"/>
-    <w:lsdException w:name="Table List 7" w:semiHidden="1" w:uideWhenUsed="1"/>
-    <w:lsdException w:name="Table List 8" w:semiHidden="1" w:uideWhenUsed="1"/>
-    <w:lsdException w:name="Table 3D effects 1" w:semiHidden="1" w:uideWhenUsed="1"/>
-    <w:lsdException w:name="Table 3D effects 2" w:semiHidden="1" w:uideWhenUsed="1"/>
-    <w:lsdException w:name="Table 3D effects 3" w:semiHidden="1" w:uideWhenUsed="1"/>
-    <w:lsdException w:name="Table Contemporary" w:semiHidden="1" w:uideWhenUsed="1"/>
-    <w:lsdException w:name="Table Elegant" w:semiHidden="1" w:uideWhenUsed="1"/>
-    <w:lsdException w:name="Table Professional" w:semiHidden="1" w:uideWhenUsed="1"/>
-    <w:lsdException w:name="Table Subtle 1" w:semiHidden="1" w:uideWhenUsed="1"/>
-    <w:lsdException w:name="Table Subtle 2" w:semiHidden="1" w:uideWhenUsed="1"/>
-    <w:lsdException w:name="Table Web 1" w:semiHidden="1" w:uideWhenUsed="1"/>
-    <w:lsdException w:name="Table Web 2" w:semiHidden="1" w:uideWhenUsed="1"/>
-    <w:lsdException w:name="Table Web 3" w:semiHidden="1" w:uideWhenUsed="1"/>
-    <w:lsdException w:name="Balloon Text" w:semiHidden="1" w:uideWhenUsed="1"/>
+    <w:lsdException w:name="Document Map" w:semiHidden="1" w:unhideWhenUsed="1"/>
+    <w:lsdException w:name="Plain Text" w:semiHidden="1" w:unhideWhenUsed="1"/>
+    <w:lsdException w:name="E-mail Signature" w:semiHidden="1" w:unhideWhenUsed="1"/>
+    <w:lsdException w:name="HTML Top of Form" w:semiHidden="1" w:unhideWhenUsed="1"/>
+    <w:lsdException w:name="HTML Bottom of Form" w:semiHidden="1" w:unhideWhenUsed="1"/>
+    <w:lsdException w:name="Normal (Web)" w:semiHidden="1" w:unhideWhenUsed="1"/>
+    <w:lsdException w:name="HTML Acronym" w:semiHidden="1" w:unhideWhenUsed="1"/>
+    <w:lsdException w:name="HTML Address" w:semiHidden="1" w:unhideWhenUsed="1"/>
+    <w:lsdException w:name="HTML Cite" w:semiHidden="1" w:unhideWhenUsed="1"/>
+    <w:lsdException w:name="HTML Code" w:semiHidden="1" w:unhideWhenUsed="1"/>
+    <w:lsdException w:name="HTML Definition" w:semiHidden="1" w:unhideWhenUsed="1"/>
+    <w:lsdException w:name="HTML Keyboard" w:semiHidden="1" w:unhideWhenUsed="1"/>
+    <w:lsdException w:name="HTML Preformatted" w:semiHidden="1" w:unhideWhenUsed="1"/>
+    <w:lsdException w:name="HTML Sample" w:semiHidden="1" w:unhideWhenUsed="1"/>
+    <w:lsdException w:name="HTML Typewriter" w:semiHidden="1" w:unhideWhenUsed="1"/>
+    <w:lsdException w:name="HTML Variable" w:semiHidden="1" w:unhideWhenUsed="1"/>
+    <w:lsdException w:name="Normal Table" w:semiHidden="1" w:unhideWhenUsed="1"/>
+    <w:lsdException w:name="annotation subject" w:semiHidden="1" w:unhideWhenUsed="1"/>
+    <w:lsdException w:name="No List" w:semiHidden="1" w:unhideWhenUsed="1"/>
+    <w:lsdException w:name="Outline List 1" w:semiHidden="1" w:unhideWhenUsed="1"/>
+    <w:lsdException w:name="Outline List 2" w:semiHidden="1" w:unhideWhenUsed="1"/>
+    <w:lsdException w:name="Outline List 3" w:semiHidden="1" w:unhideWhenUsed="1"/>
+    <w:lsdException w:name="Table Simple 1" w:semiHidden="1" w:unhideWhenUsed="1"/>
+    <w:lsdException w:name="Table Simple 2" w:semiHidden="1" w:unhideWhenUsed="1"/>
+    <w:lsdException w:name="Table Simple 3" w:semiHidden="1" w:unhideWhenUsed="1"/>
+    <w:lsdException w:name="Table Classic 1" w:semiHidden="1" w:unhideWhenUsed="1"/>
+    <w:lsdException w:name="Table Classic 2" w:semiHidden="1" w:unhideWhenUsed="1"/>
+    <w:lsdException w:name="Table Classic 3" w:semiHidden="1" w:unhideWhenUsed="1"/>
+    <w:lsdException w:name="Table Classic 4" w:semiHidden="1" w:unhideWhenUsed="1"/>
+    <w:lsdException w:name="Table Colorful 1" w:semiHidden="1" w:unhideWhenUsed="1"/>
+    <w:lsdException w:name="Table Colorful 2" w:semiHidden="1" w:unhideWhenUsed="1"/>
+    <w:lsdException w:name="Table Colorful 3" w:semiHidden="1" w:unhideWhenUsed="1"/>
+    <w:lsdException w:name="Table Columns 1" w:semiHidden="1" w:unhideWhenUsed="1"/>
+    <w:lsdException w:name="Table Columns 2" w:semiHidden="1" w:unhideWhenUsed="1"/>
+    <w:lsdException w:name="Table Columns 3" w:semiHidden="1" w:unhideWhenUsed="1"/>
+    <w:lsdException w:name="Table Columns 4" w:semiHidden="1" w:unhideWhenUsed="1"/>
+    <w:lsdException w:name="Table Columns 5" w:semiHidden="1" w:unhideWhenUsed="1"/>
+    <w:lsdException w:name="Table Grid 1" w:semiHidden="1" w:unhideWhenUsed="1"/>
+    <w:lsdException w:name="Table Grid 2" w:semiHidden="1" w:unhideWhenUsed="1"/>
+    <w:lsdException w:name="Table Grid 3" w:semiHidden="1" w:unhideWhenUsed="1"/>
+    <w:lsdException w:name="Table Grid 4" w:semiHidden="1" w:unhideWhenUsed="1"/>
+    <w:lsdException w:name="Table Grid 5" w:semiHidden="1" w:unhideWhenUsed="1"/>
+    <w:lsdException w:name="Table Grid 6" w:semiHidden="1" w:unhideWhenUsed="1"/>
+    <w:lsdException w:name="Table Grid 7" w:semiHidden="1" w:unhideWhenUsed="1"/>
+    <w:lsdException w:name="Table Grid 8" w:semiHidden="1" w:unhideWhenUsed="1"/>
+    <w:lsdException w:name="Table List 1" w:semiHidden="1" w:unhideWhenUsed="1"/>
+    <w:lsdException w:name="Table List 2" w:semiHidden="1" w:unhideWhenUsed="1"/>
+    <w:lsdException w:name="Table List 3" w:semiHidden="1" w:unhideWhenUsed="1"/>
+    <w:lsdException w:name="Table List 4" w:semiHidden="1" w:unhideWhenUsed="1"/>
+    <w:lsdException w:name="Table List 5" w:semiHidden="1" w:unhideWhenUsed="1"/>
+    <w:lsdException w:name="Table List 6" w:semiHidden="1" w:unhideWhenUsed="1"/>
+    <w:lsdException w:name="Table List 7" w:semiHidden="1" w:unhideWhenUsed="1"/>
+    <w:lsdException w:name="Table List 8" w:semiHidden="1" w:unhideWhenUsed="1"/>
+    <w:lsdException w:name="Table 3D effects 1" w:semiHidden="1" w:unhideWhenUsed="1"/>
+    <w:lsdException w:name="Table 3D effects 2" w:semiHidden="1" w:unhideWhenUsed="1"/>
+    <w:lsdException w:name="Table 3D effects 3" w:semiHidden="1" w:unhideWhenUsed="1"/>
+    <w:lsdException w:name="Table Contemporary" w:semiHidden="1" w:unhideWhenUsed="1"/>
+    <w:lsdException w:name="Table Elegant" w:semiHidden="1" w:unhideWhenUsed="1"/>
+    <w:lsdException w:name="Table Professional" w:semiHidden="1" w:unhideWhenUsed="1"/>
+    <w:lsdException w:name="Table Subtle 1" w:semiHidden="1" w:unhideWhenUsed="1"/>
+    <w:lsdException w:name="Table Subtle 2" w:semiHidden="1" w:unhideWhenUsed="1"/>
+    <w:lsdException w:name="Table Web 1" w:semiHidden="1" w:unhideWhenUsed="1"/>
+    <w:lsdException w:name="Table Web 2" w:semiHidden="1" w:unhideWhenUsed="1"/>
+    <w:lsdException w:name="Table Web 3" w:semiHidden="1" w:unhideWhenUsed="1"/>
+    <w:lsdException w:name="Balloon Text" w:semiHidden="1" w:unhideWhenUsed="1"/>
     <w:lsdException w:name="Table Grid" w:uiPriority="39"/>
-    <w:lsdException w:name="Table Theme" w:semiHidden="1" w:uideWhenUsed="1"/>
+    <w:lsdException w:name="Table Theme" w:semiHidden="1" w:unhideWhenUsed="1"/>
     <w:lsdException w:name="Placeholder Text" w:semiHidden="1"/>
     <w:lsdException w:name="No Spacing" w:uiPriority="1" w:qFormat="1"/>
     <w:lsdException w:name="Light Shading" w:uiPriority="60"/>
@@ -1047,8 +1047,8 @@
     <w:lsdException w:name="Subtle Reference" w:uiPriority="31" w:qFormat="1"/>
     <w:lsdException w:name="Intense Reference" w:uiPriority="32" w:qFormat="1"/>
     <w:lsdException w:name="Book Title" w:uiPriority="33" w:qFormat="1"/>
-    <w:lsdException w:name="Bibliography" w:semiHidden="1" w:uiPriority="37" w:uideWhenUsed="1"/>
-    <w:lsdException w:name="TOC Heading" w:semiHidden="1" w:uiPriority="39" w:uideWhenUsed="1" w:qFormat="1"/>
+    <w:lsdException w:name="Bibliography" w:semiHidden="1" w:uiPriority="37" w:unhideWhenUsed="1"/>
+    <w:lsdException w:name="TOC Heading" w:semiHidden="1" w:uiPriority="39" w:unhideWhenUsed="1" w:qFormat="1"/>
     <w:lsdException w:name="Plain Table 1" w:uiPriority="41"/>
     <w:lsdException w:name="Plain Table 2" w:uiPriority="42"/>
     <w:lsdException w:name="Plain Table 3" w:uiPriority="43"/>
@@ -1153,11 +1153,11 @@
     <w:lsdException w:name="List Table 5 Dark Accent 6" w:uiPriority="50"/>
     <w:lsdException w:name="List Table 6 Colorful Accent 6" w:uiPriority="51"/>
     <w:lsdException w:name="List Table 7 Colorful Accent 6" w:uiPriority="52"/>
-    <w:lsdException w:name="Mention" w:semiHidden="1" w:uideWhenUsed="1"/>
-    <w:lsdException w:name="Smart Hyperlink" w:semiHidden="1" w:uideWhenUsed="1"/>
-    <w:lsdException w:name="Hashtag" w:semiHidden="1" w:uideWhenUsed="1"/>
-    <w:lsdException w:name="Unresolved Mention" w:semiHidden="1" w:uideWhenUsed="1"/>
-    <w:lsdException w:name="Smart Link" w:semiHidden="1" w:uideWhenUsed="1"/>
+    <w:lsdException w:name="Mention" w:semiHidden="1" w:unhideWhenUsed="1"/>
+    <w:lsdException w:name="Smart Hyperlink" w:semiHidden="1" w:unhideWhenUsed="1"/>
+    <w:lsdException w:name="Hashtag" w:semiHidden="1" w:unhideWhenUsed="1"/>
+    <w:lsdException w:name="Unresolved Mention" w:semiHidden="1" w:unhideWhenUsed="1"/>
+    <w:lsdException w:name="Smart Link" w:semiHidden="1" w:unhideWhenUsed="1"/>
   </w:latentStyles>
   <w:style w:type="paragraph" w:default="1" w:styleId="Normal">
     <w:name w:val="Normal"/>
@@ -1180,7 +1180,7 @@
     <w:name w:val="heading 2"/>
     <w:uiPriority w:val="9"/>
     <w:semiHidden/>
-    <w:uideWhenUsed/>
+    <w:unhideWhenUsed/>
     <w:qFormat/>
     <w:pPr>
       <w:outlineLvl w:val="1"/>
@@ -1195,7 +1195,7 @@
     <w:name w:val="heading 3"/>
     <w:uiPriority w:val="9"/>
     <w:semiHidden/>
-    <w:uideWhenUsed/>
+    <w:unhideWhenUsed/>
     <w:qFormat/>
     <w:pPr>
       <w:outlineLvl w:val="2"/>
@@ -1210,7 +1210,7 @@
     <w:name w:val="heading 4"/>
     <w:uiPriority w:val="9"/>
     <w:semiHidden/>
-    <w:uideWhenUsed/>
+    <w:unhideWhenUsed/>
     <w:qFormat/>
     <w:pPr>
       <w:outlineLvl w:val="3"/>
@@ -1225,7 +1225,7 @@
     <w:name w:val="heading 5"/>
     <w:uiPriority w:val="9"/>
     <w:semiHidden/>
-    <w:uideWhenUsed/>
+    <w:unhideWhenUsed/>
     <w:qFormat/>
     <w:pPr>
       <w:outlineLvl w:val="4"/>
@@ -1238,7 +1238,7 @@
     <w:name w:val="heading 6"/>
     <w:uiPriority w:val="9"/>
     <w:semiHidden/>
-    <w:uideWhenUsed/>
+    <w:unhideWhenUsed/>
     <w:qFormat/>
     <w:pPr>
       <w:outlineLvl w:val="5"/>
@@ -1251,13 +1251,13 @@
     <w:name w:val="Default Paragraph Font"/>
     <w:uiPriority w:val="1"/>
     <w:semiHidden/>
-    <w:uideWhenUsed/>
+    <w:unhideWhenUsed/>
   </w:style>
   <w:style w:type="table" w:default="1" w:styleId="Tabelanormal">
     <w:name w:val="Normal Table"/>
     <w:uiPriority w:val="99"/>
     <w:semiHidden/>
-    <w:uideWhenUsed/>
+    <w:unhideWhenUsed/>
     <w:tblPr>
       <w:tblInd w:w="0" w:type="dxa"/>
       <w:tblCellMar>
@@ -1272,7 +1272,7 @@
     <w:name w:val="No List"/>
     <w:uiPriority w:val="99"/>
     <w:semiHidden/>
-    <w:uideWhenUsed/>
+    <w:unhideWhenUsed/>
   </w:style>
   <w:style w:type="paragraph" w:styleId="Ttulo">
     <w:name w:val="Title"/>
@@ -1298,7 +1298,7 @@
   <w:style w:type="character" w:styleId="Hyperlink">
     <w:name w:val="Hyperlink"/>
     <w:uiPriority w:val="99"/>
-    <w:uideWhenUsed/>
+    <w:unhideWhenUsed/>
     <w:rPr>
       <w:color w:val="0563C1"/>
       <w:u w:val="single"/>
@@ -1308,7 +1308,7 @@
     <w:name w:val="footnote reference"/>
     <w:uiPriority w:val="99"/>
     <w:semiHidden/>
-    <w:uideWhenUsed/>
+    <w:unhideWhenUsed/>
     <w:rPr>
       <w:vertAlign w:val="superscript"/>
     </w:rPr>
@@ -1318,7 +1318,7 @@
     <w:link w:val="TextodenotaderodapChar"/>
     <w:uiPriority w:val="99"/>
     <w:semiHidden/>
-    <w:uideWhenUsed/>
+    <w:unhideWhenUsed/>
     <w:rPr>
       <w:sz w:val="20"/>
       <w:szCs w:val="20"/>
@@ -1329,7 +1329,7 @@
     <w:link w:val="Textodenotaderodap"/>
     <w:uiPriority w:val="99"/>
     <w:semiHidden/>
-    <w:uideWhenUsed/>
+    <w:unhideWhenUsed/>
     <w:rPr>
       <w:sz w:val="20"/>
       <w:szCs w:val="20"/>
@@ -1339,7 +1339,7 @@
     <w:name w:val="endnote reference"/>
     <w:uiPriority w:val="99"/>
     <w:semiHidden/>
-    <w:uideWhenUsed/>
+    <w:unhideWhenUsed/>
     <w:rPr>
       <w:vertAlign w:val="superscript"/>
     </w:rPr>
@@ -1349,7 +1349,7 @@
     <w:link w:val="TextodenotadefimChar"/>
     <w:uiPriority w:val="99"/>
     <w:semiHidden/>
-    <w:uideWhenUsed/>
+    <w:unhideWhenUsed/>
     <w:rPr>
       <w:sz w:val="20"/>
       <w:szCs w:val="20"/>
@@ -1360,7 +1360,7 @@
     <w:link w:val="Textodenotadefim"/>
     <w:uiPriority w:val="99"/>
     <w:semiHidden/>
-    <w:uideWhenUsed/>
+    <w:unhideWhenUsed/>
     <w:rPr>
       <w:sz w:val="20"/>
       <w:szCs w:val="20"/>
@@ -1371,7 +1371,7 @@
     <w:basedOn w:val="Normal"/>
     <w:link w:val="CabealhoChar"/>
     <w:uiPriority w:val="99"/>
-    <w:uideWhenUsed/>
+    <w:unhideWhenUsed/>
     <w:rsid w:val="00B2176A"/>
     <w:pPr>
       <w:tabs>
@@ -1392,7 +1392,7 @@
     <w:basedOn w:val="Normal"/>
     <w:link w:val="RodapChar"/>
     <w:uiPriority w:val="99"/>
-    <w:uideWhenUsed/>
+    <w:unhideWhenUsed/>
     <w:rsid w:val="00B2176A"/>
     <w:pPr>
       <w:tabs>
@@ -1482,7 +1482,7 @@
         <a:font script="Orya" typeface="Kalinga"/>
         <a:font script="Mlym" typeface="Kartika"/>
         <a:font script="Laoo" typeface="DokChampa"/>
-        <a:font script="Si" typeface="Iskoola Pota"/>
+        <a:font script="Sinh" typeface="Iskoola Pota"/>
         <a:font script="Mong" typeface="Mongolian Baiti"/>
         <a:font script="Viet" typeface="Times New Roman"/>
         <a:font script="Uigh" typeface="Microsoft Uighur"/>
@@ -1519,7 +1519,7 @@
         <a:font script="Ethi" typeface="Nyala"/>
         <a:font script="Beng" typeface="Vrinda"/>
         <a:font script="Gujr" typeface="Shruti"/>
-        <a:font script="Khmr" typeface="DaunPe"/>
+        <a:font script="Khmr" typeface="DaunPenh"/>
         <a:font script="Knda" typeface="Tunga"/>
         <a:font script="Guru" typeface="Raavi"/>
         <a:font script="Cans" typeface="Euphemia"/>
@@ -1534,7 +1534,7 @@
         <a:font script="Orya" typeface="Kalinga"/>
         <a:font script="Mlym" typeface="Kartika"/>
         <a:font script="Laoo" typeface="DokChampa"/>
-        <a:font script="Si" typeface="Iskoola Pota"/>
+        <a:font script="Sinh" typeface="Iskoola Pota"/>
         <a:font script="Mong" typeface="Mongolian Baiti"/>
         <a:font script="Viet" typeface="Arial"/>
         <a:font script="Uigh" typeface="Microsoft Uighur"/>

--- a/public/templates/documentos/peticao-comum-template.docx
+++ b/public/templates/documentos/peticao-comum-template.docx
@@ -18,7 +18,7 @@
           <w:bCs/>
           <w:color w:val="1B2A4E"/>
         </w:rPr>
-        <w:t>EXMO. SR. JUIZ DE DIREITO DA ___ VARA CÍVEL DA COMARCA DE BELO HORIZONTE/MG</w:t>
+        <w:t>{{ENDERECAMENTO_PETICAO}}</w:t>
       </w:r>
       <w:r>
         <w:rPr>
@@ -55,7 +55,7 @@
           <w:sz w:val="24"/>
           <w:szCs w:val="24"/>
         </w:rPr>
-        <w:t>URGENTE</w:t>
+        <w:t>{{URGENTE}}</w:t>
       </w:r>
     </w:p>
     <w:p>
@@ -76,7 +76,7 @@
           <w:bCs/>
           <w:color w:val="1F2937"/>
         </w:rPr>
-        <w:t>MARIA SILVA LTDA.</w:t>
+        <w:t>{{NOME_CLIENTE}}</w:t>
       </w:r>
       <w:r>
         <w:rPr>
@@ -96,7 +96,7 @@
         <w:rPr>
           <w:color w:val="1F2937"/>
         </w:rPr>
-        <w:t xml:space="preserve">, neste ato representada por maria das couves, em face de zé cebola, por seus advogados signatários, conforme instrumento de mandato anexo, com escritório à Rua Gonçalves Dias, nº 874, 8º andar, Savassi, Belo Horizonte/MG, vem respeitosamente à presença de Vossa Excelência propor a presente </w:t>
+        <w:t xml:space="preserve">, neste ato representada por {{REPRESENTANTE_LEGAL}}, em face de {{PARTE_CONTRARIA}}, por seus advogados signatários, conforme instrumento de mandato anexo, com escritório à Rua Gonçalves Dias, nº 874, 8º andar, Savassi, Belo Horizonte/MG, vem respeitosamente à presença de Vossa Excelência propor a presente </w:t>
       </w:r>
       <w:r>
         <w:rPr>
@@ -104,7 +104,7 @@
           <w:bCs/>
           <w:color w:val="1F2937"/>
         </w:rPr>
-        <w:t>AÇÃO DE COBRANÇA COM PEDIDO DE TUTELA</w:t>
+        <w:t>{{TIPO_PETICAO}}</w:t>
       </w:r>
       <w:r>
         <w:rPr>
@@ -135,7 +135,7 @@
           <w:bCs/>
           <w:color w:val="1B2A4E"/>
         </w:rPr>
-        <w:t>DA GRATUIDADE DA JUSTIÇA</w:t>
+        <w:t>{{GRATUIDADE_JUSTICA}}</w:t>
       </w:r>
     </w:p>
     <w:p>
@@ -203,7 +203,7 @@
         <w:rPr>
           <w:color w:val="1F2937"/>
         </w:rPr>
-        <w:t>xxxxxxxxx</w:t>
+        <w:t>{{FATOS}}</w:t>
       </w:r>
       <w:proofErr w:type="spellEnd"/>
     </w:p>
@@ -252,7 +252,7 @@
         <w:rPr>
           <w:color w:val="1F2937"/>
         </w:rPr>
-        <w:t>yyyyyyyyyy</w:t>
+        <w:t>{{DIREITO}}</w:t>
       </w:r>
       <w:proofErr w:type="spellEnd"/>
     </w:p>
@@ -320,7 +320,7 @@
         <w:rPr>
           <w:color w:val="1F2937"/>
         </w:rPr>
-        <w:t>kkkkkkkkkk</w:t>
+        <w:t>{{PEDIDOS}}</w:t>
       </w:r>
       <w:proofErr w:type="spellEnd"/>
     </w:p>
@@ -368,7 +368,7 @@
         <w:rPr>
           <w:color w:val="1F2937"/>
         </w:rPr>
-        <w:t>Dá-se à causa o valor de R$ 1.000,00</w:t>
+        <w:t>Dá-se à causa o valor de R$ {{VALOR_CAUSA}} (...) para efeitos fiscais.</w:t>
       </w:r>
       <w:r>
         <w:rPr>
@@ -435,7 +435,7 @@
         <w:rPr>
           <w:color w:val="1F2937"/>
         </w:rPr>
-        <w:t>Belo Horizonte, 19 de maio de 2026.</w:t>
+        <w:t>{{LOCAL_DATA}}</w:t>
       </w:r>
     </w:p>
     <w:p>
